--- a/data/revised_2026-10_full/tracked/v2/Maths/SS2.3_Area_of_Part_of_a_Circle/Mathematics_Area_of_Part_of_a_Circle_SummaryTable_TRACKED.docx
+++ b/data/revised_2026-10_full/tracked/v2/Maths/SS2.3_Area_of_Part_of_a_Circle/Mathematics_Area_of_Part_of_a_Circle_SummaryTable_TRACKED.docx
@@ -615,7 +615,7 @@
               </w:rPr>
               <w:t xml:space="preserve">The area of a sector (a slice of a circle) is a fraction of the full circle's area, determined by the ratio of its central angle to 360°. </w:t>
             </w:r>
-            <w:del w:id="9001" w:author="Claude (AI) - proposed" w:date="2026-10-15T12:58:01Z">
+            <w:del w:id="9001" w:author="Claude (AI) - proposed" w:date="2026-10-18T00:31:11Z">
               <w:r>
                 <w:rPr>
                   <w:rFonts w:ascii="Arial" w:cs="Arial" w:eastAsia="Arial" w:hAnsi="Arial"/>
@@ -630,7 +630,7 @@
                 <w:delText xml:space="preserve">The formula is A</w:delText>
               </w:r>
             </w:del>
-            <w:ins w:id="9002" w:author="Claude (AI) - proposed" w:date="2026-10-15T12:58:01Z">
+            <w:ins w:id="9002" w:author="Claude (AI) - proposed" w:date="2026-10-18T00:31:11Z">
               <w:r>
                 <w:rPr>
                   <w:rFonts w:ascii="Arial" w:cs="Arial" w:eastAsia="Arial" w:hAnsi="Arial"/>
@@ -658,7 +658,7 @@
               </w:rPr>
               <w:t xml:space="preserve"> = (θ/360°) × </w:t>
             </w:r>
-            <w:del w:id="9003" w:author="Claude (AI) - proposed" w:date="2026-10-15T12:58:01Z">
+            <w:del w:id="9003" w:author="Claude (AI) - proposed" w:date="2026-10-18T00:31:11Z">
               <w:r>
                 <w:rPr>
                   <w:rFonts w:ascii="Arial" w:cs="Arial" w:eastAsia="Arial" w:hAnsi="Arial"/>
@@ -673,7 +673,7 @@
                 <w:delText xml:space="preserve">πr²</w:delText>
               </w:r>
             </w:del>
-            <w:ins w:id="9004" w:author="Claude (AI) - proposed" w:date="2026-10-15T12:58:01Z">
+            <w:ins w:id="9004" w:author="Claude (AI) - proposed" w:date="2026-10-18T00:31:11Z">
               <w:r>
                 <w:rPr>
                   <w:rFonts w:ascii="Arial" w:cs="Arial" w:eastAsia="Arial" w:hAnsi="Arial"/>
@@ -701,7 +701,7 @@
               </w:rPr>
               <w:t xml:space="preserve">, where θ is the central angle in degrees and r is the radius</w:t>
             </w:r>
-            <w:ins w:id="9005" w:author="Claude (AI) - proposed" w:date="2026-10-15T12:58:01Z">
+            <w:ins w:id="9005" w:author="Claude (AI) - proposed" w:date="2026-10-18T00:31:11Z">
               <w:r>
                 <w:rPr>
                   <w:rFonts w:ascii="Arial" w:cs="Arial" w:eastAsia="Arial" w:hAnsi="Arial"/>
@@ -850,7 +850,7 @@
               </w:rPr>
               <w:t xml:space="preserve">Learners measured the radius and central angle of four pre-cut sector cards (all from a circle of radius 10 cm, with angles 45°, 90°, 135° and 180°), calculated the fraction each angle is of 360°, multiplied by the full circle area, and plotted angle against sector area — observing that the data points formed a straight line through the origin.</w:t>
             </w:r>
-            <w:ins w:id="9006" w:author="Claude (AI) - proposed" w:date="2026-10-15T12:58:01Z">
+            <w:ins w:id="9006" w:author="Claude (AI) - proposed" w:date="2026-10-18T00:31:11Z">
               <w:r>
                 <w:rPr>
                   <w:rFonts w:ascii="Arial" w:cs="Arial" w:eastAsia="Arial" w:hAnsi="Arial"/>
@@ -898,7 +898,7 @@
               </w:rPr>
               <w:t xml:space="preserve">Learners reviewed and consolidated vocabulary for circle parts: radius, diameter, chord, arc, sector, segment, and central angle. They established that a sector is a fraction (θ/360°) of a full circle and that its area equals that fraction multiplied by πr², producing the </w:t>
             </w:r>
-            <w:del w:id="9007" w:author="Claude (AI) - proposed" w:date="2026-10-15T12:58:01Z">
+            <w:del w:id="9007" w:author="Claude (AI) - proposed" w:date="2026-10-18T00:31:11Z">
               <w:r>
                 <w:rPr>
                   <w:rFonts w:ascii="Arial" w:cs="Arial" w:eastAsia="Arial" w:hAnsi="Arial"/>
@@ -913,7 +913,7 @@
                 <w:delText xml:space="preserve">expression A = (</w:delText>
               </w:r>
             </w:del>
-            <w:ins w:id="9008" w:author="Claude (AI) - proposed" w:date="2026-10-15T12:58:01Z">
+            <w:ins w:id="9008" w:author="Claude (AI) - proposed" w:date="2026-10-18T00:31:11Z">
               <w:r>
                 <w:rPr>
                   <w:rFonts w:ascii="Arial" w:cs="Arial" w:eastAsia="Arial" w:hAnsi="Arial"/>
@@ -941,7 +941,7 @@
               </w:rPr>
               <w:t xml:space="preserve">θ/360°</w:t>
             </w:r>
-            <w:del w:id="9009" w:author="Claude (AI) - proposed" w:date="2026-10-15T12:58:01Z">
+            <w:del w:id="9009" w:author="Claude (AI) - proposed" w:date="2026-10-18T00:31:11Z">
               <w:r>
                 <w:rPr>
                   <w:rFonts w:ascii="Arial" w:cs="Arial" w:eastAsia="Arial" w:hAnsi="Arial"/>
@@ -956,7 +956,7 @@
                 <w:delText xml:space="preserve">) × πr²</w:delText>
               </w:r>
             </w:del>
-            <w:ins w:id="9010" w:author="Claude (AI) - proposed" w:date="2026-10-15T12:58:01Z">
+            <w:ins w:id="9010" w:author="Claude (AI) - proposed" w:date="2026-10-18T00:31:11Z">
               <w:r>
                 <w:rPr>
                   <w:rFonts w:ascii="Arial" w:cs="Arial" w:eastAsia="Arial" w:hAnsi="Arial"/>
@@ -1259,7 +1259,7 @@
               </w:rPr>
               <w:t xml:space="preserve">Learners observed that two pizza/chapati slices from the same circular food (radius 14 cm) with central angles 60° and 120° have areas of 102.6 cm² and 205.</w:t>
             </w:r>
-            <w:del w:id="9011" w:author="Claude (AI) - proposed" w:date="2026-10-15T12:58:01Z">
+            <w:del w:id="9011" w:author="Claude (AI) - proposed" w:date="2026-10-18T00:31:11Z">
               <w:r>
                 <w:rPr>
                   <w:rFonts w:ascii="Arial" w:cs="Arial" w:eastAsia="Arial" w:hAnsi="Arial"/>
@@ -1274,7 +1274,7 @@
                 <w:delText xml:space="preserve">2 cm² respectively</w:delText>
               </w:r>
             </w:del>
-            <w:ins w:id="9012" w:author="Claude (AI) - proposed" w:date="2026-10-15T12:58:01Z">
+            <w:ins w:id="9012" w:author="Claude (AI) - proposed" w:date="2026-10-18T00:31:11Z">
               <w:r>
                 <w:rPr>
                   <w:rFonts w:ascii="Arial" w:cs="Arial" w:eastAsia="Arial" w:hAnsi="Arial"/>
@@ -1522,7 +1522,7 @@
               </w:rPr>
               <w:t xml:space="preserve">The unwatered portion of a centre-pivot irrigation field in Laikipia and the </w:t>
             </w:r>
-            <w:del w:id="9013" w:author="Claude (AI) - proposed" w:date="2026-10-15T12:58:01Z">
+            <w:del w:id="9013" w:author="Claude (AI) - proposed" w:date="2026-10-18T00:31:11Z">
               <w:r>
                 <w:rPr>
                   <w:rFonts w:ascii="Arial" w:cs="Arial" w:eastAsia="Arial" w:hAnsi="Arial"/>
@@ -1537,7 +1537,7 @@
                 <w:delText xml:space="preserve">return-stroke sweep of a matatu windscreen wiper</w:delText>
               </w:r>
             </w:del>
-            <w:ins w:id="9014" w:author="Claude (AI) - proposed" w:date="2026-10-15T12:58:01Z">
+            <w:ins w:id="9014" w:author="Claude (AI) - proposed" w:date="2026-10-18T00:31:11Z">
               <w:r>
                 <w:rPr>
                   <w:rFonts w:ascii="Arial" w:cs="Arial" w:eastAsia="Arial" w:hAnsi="Arial"/>
@@ -1961,7 +1961,7 @@
               </w:rPr>
               <w:t xml:space="preserve">Three real-life Kenyan problems were solved using circle geometry formulas: (1) Mama Wanjiku's circular shamba in Nakuru — a 120° sector of radius 7 m required approximately 206 paving stones (sector area ≈ 51.31 m²) and an arc-length border of ≈ 14.66 m; (2) Two watermelon slices at Gikomba Market (radii both 20 cm, angles 80° and 160°) — Slice A area ≈ </w:t>
             </w:r>
-            <w:del w:id="9015" w:author="Claude (AI) - proposed" w:date="2026-10-15T12:58:01Z">
+            <w:del w:id="9015" w:author="Claude (AI) - proposed" w:date="2026-10-18T00:31:11Z">
               <w:r>
                 <w:rPr>
                   <w:rFonts w:ascii="Arial" w:cs="Arial" w:eastAsia="Arial" w:hAnsi="Arial"/>
@@ -1976,7 +1976,7 @@
                 <w:delText xml:space="preserve">222.53</w:delText>
               </w:r>
             </w:del>
-            <w:ins w:id="9016" w:author="Claude (AI) - proposed" w:date="2026-10-15T12:58:01Z">
+            <w:ins w:id="9016" w:author="Claude (AI) - proposed" w:date="2026-10-18T00:31:11Z">
               <w:r>
                 <w:rPr>
                   <w:rFonts w:ascii="Arial" w:cs="Arial" w:eastAsia="Arial" w:hAnsi="Arial"/>
@@ -2004,7 +2004,7 @@
               </w:rPr>
               <w:t xml:space="preserve"> cm² priced at </w:t>
             </w:r>
-            <w:del w:id="9017" w:author="Claude (AI) - proposed" w:date="2026-10-15T12:58:01Z">
+            <w:del w:id="9017" w:author="Claude (AI) - proposed" w:date="2026-10-18T00:31:11Z">
               <w:r>
                 <w:rPr>
                   <w:rFonts w:ascii="Arial" w:cs="Arial" w:eastAsia="Arial" w:hAnsi="Arial"/>
@@ -2019,7 +2019,7 @@
                 <w:delText xml:space="preserve">Ksh 1,112.65</w:delText>
               </w:r>
             </w:del>
-            <w:ins w:id="9018" w:author="Claude (AI) - proposed" w:date="2026-10-15T12:58:01Z">
+            <w:ins w:id="9018" w:author="Claude (AI) - proposed" w:date="2026-10-18T00:31:11Z">
               <w:r>
                 <w:rPr>
                   <w:rFonts w:ascii="Arial" w:cs="Arial" w:eastAsia="Arial" w:hAnsi="Arial"/>
@@ -2047,7 +2047,7 @@
               </w:rPr>
               <w:t xml:space="preserve"> and Slice B area ≈ </w:t>
             </w:r>
-            <w:del w:id="9019" w:author="Claude (AI) - proposed" w:date="2026-10-15T12:58:01Z">
+            <w:del w:id="9019" w:author="Claude (AI) - proposed" w:date="2026-10-18T00:31:11Z">
               <w:r>
                 <w:rPr>
                   <w:rFonts w:ascii="Arial" w:cs="Arial" w:eastAsia="Arial" w:hAnsi="Arial"/>
@@ -2062,7 +2062,7 @@
                 <w:delText xml:space="preserve">445.06</w:delText>
               </w:r>
             </w:del>
-            <w:ins w:id="9020" w:author="Claude (AI) - proposed" w:date="2026-10-15T12:58:01Z">
+            <w:ins w:id="9020" w:author="Claude (AI) - proposed" w:date="2026-10-18T00:31:11Z">
               <w:r>
                 <w:rPr>
                   <w:rFonts w:ascii="Arial" w:cs="Arial" w:eastAsia="Arial" w:hAnsi="Arial"/>
@@ -2090,7 +2090,7 @@
               </w:rPr>
               <w:t xml:space="preserve"> cm² priced at </w:t>
             </w:r>
-            <w:del w:id="9021" w:author="Claude (AI) - proposed" w:date="2026-10-15T12:58:01Z">
+            <w:del w:id="9021" w:author="Claude (AI) - proposed" w:date="2026-10-18T00:31:11Z">
               <w:r>
                 <w:rPr>
                   <w:rFonts w:ascii="Arial" w:cs="Arial" w:eastAsia="Arial" w:hAnsi="Arial"/>
@@ -2105,7 +2105,7 @@
                 <w:delText xml:space="preserve">Ksh 2,225.30</w:delText>
               </w:r>
             </w:del>
-            <w:ins w:id="9022" w:author="Claude (AI) - proposed" w:date="2026-10-15T12:58:01Z">
+            <w:ins w:id="9022" w:author="Claude (AI) - proposed" w:date="2026-10-18T00:31:11Z">
               <w:r>
                 <w:rPr>
                   <w:rFonts w:ascii="Arial" w:cs="Arial" w:eastAsia="Arial" w:hAnsi="Arial"/>
@@ -2320,7 +2320,7 @@
               </w:rPr>
               <w:t xml:space="preserve">Students learned that: (1) the sector area formula A = (θ/360°) × πr² </w:t>
             </w:r>
-            <w:del w:id="9023" w:author="Claude (AI) - proposed" w:date="2026-10-15T12:58:01Z">
+            <w:del w:id="9023" w:author="Claude (AI) - proposed" w:date="2026-10-18T00:31:11Z">
               <w:r>
                 <w:rPr>
                   <w:rFonts w:ascii="Arial" w:cs="Arial" w:eastAsia="Arial" w:hAnsi="Arial"/>
@@ -2335,7 +2335,7 @@
                 <w:delText xml:space="preserve">requires θ to be measured in degrees, not radians, and that confusing the two</w:delText>
               </w:r>
             </w:del>
-            <w:ins w:id="9024" w:author="Claude (AI) - proposed" w:date="2026-10-15T12:58:01Z">
+            <w:ins w:id="9024" w:author="Claude (AI) - proposed" w:date="2026-10-18T00:31:11Z">
               <w:r>
                 <w:rPr>
                   <w:rFonts w:ascii="Arial" w:cs="Arial" w:eastAsia="Arial" w:hAnsi="Arial"/>
@@ -2363,7 +2363,7 @@
               </w:rPr>
               <w:t xml:space="preserve"> produces a wildly incorrect answer</w:t>
             </w:r>
-            <w:ins w:id="9025" w:author="Claude (AI) - proposed" w:date="2026-10-15T12:58:01Z">
+            <w:ins w:id="9025" w:author="Claude (AI) - proposed" w:date="2026-10-18T00:31:11Z">
               <w:r>
                 <w:rPr>
                   <w:rFonts w:ascii="Arial" w:cs="Arial" w:eastAsia="Arial" w:hAnsi="Arial"/>
@@ -2700,7 +2700,7 @@
         </w:rPr>
         <w:t xml:space="preserve">© 2026 SeaVuria and ARES. This work is licensed under a </w:t>
       </w:r>
-      <w:hyperlink w:history="1" r:id="rIdentvcnfadewf_ho36vpld">
+      <w:hyperlink w:history="1" r:id="rIdqcohia1uzllhoboqcycga">
         <w:r>
           <w:rPr>
             <w:rFonts w:ascii="Arial" w:cs="Arial" w:eastAsia="Arial" w:hAnsi="Arial"/>
@@ -2720,7 +2720,7 @@
         </w:rPr>
         <w:t xml:space="preserve"> (</w:t>
       </w:r>
-      <w:hyperlink w:history="1" r:id="rIdujowhnb87aqq8qqaaiice">
+      <w:hyperlink w:history="1" r:id="rId8fotj4sn6rdu0zowzkukf">
         <w:r>
           <w:rPr>
             <w:rFonts w:ascii="Arial" w:cs="Arial" w:eastAsia="Arial" w:hAnsi="Arial"/>
@@ -2740,7 +2740,7 @@
         </w:rPr>
         <w:t xml:space="preserve">). To view a copy of this license, visit </w:t>
       </w:r>
-      <w:hyperlink w:history="1" r:id="rIdlvfj2jxdwuiegslq5qpww">
+      <w:hyperlink w:history="1" r:id="rId-au8nxz-thlnsm678s_l9">
         <w:r>
           <w:rPr>
             <w:rFonts w:ascii="Arial" w:cs="Arial" w:eastAsia="Arial" w:hAnsi="Arial"/>
